--- a/public/2026/seq03/FICHE_S3-A03_Filius2_4eme.docx
+++ b/public/2026/seq03/FICHE_S3-A03_Filius2_4eme.docx
@@ -1673,7 +1673,7 @@
           <w:sz w:val="24"/>
           <w:szCs w:val="24"/>
         </w:rPr>
-        <w:t xml:space="preserve">2a. Que fait le serveur DNS quand tu tapes www.filius.com ? Complète : « Le serveur DNS … » Complète : « Le serveur DNS … » Complète : « Le serveur DNS … » Complète : « Le serveur DNS … » Complète : « Le serveur DNS … » Complète : « Le serveur DNS … » Complète : « Le serveur DNS … » Complète : « Le serveur DNS … » Complète : « Le serveur DNS … » Complète : « Le serveur DNS … » Complète : « Le serveur DNS … » Complète : « Le serveur DNS … » Complète : « Le serveur DNS … »</w:t>
+        <w:t xml:space="preserve">2a. Que fait le serveur DNS quand tu tapes www.filius.com ? Complète : « Le serveur DNS … »</w:t>
       </w:r>
     </w:p>
     <w:p>

--- a/public/2026/seq03/FICHE_S3-A03_Filius2_4eme.docx
+++ b/public/2026/seq03/FICHE_S3-A03_Filius2_4eme.docx
@@ -211,6 +211,21 @@
                 <w:szCs w:val="15"/>
               </w:rPr>
               <w:t xml:space="preserve">ACTIVITÉ N°03</w:t>
+            </w:r>
+          </w:p>
+          <w:p>
+            <w:pPr>
+              <w:spacing w:after="0"/>
+            </w:pPr>
+            <w:r>
+              <w:rPr>
+                <w:rFonts w:ascii="Arial" w:cs="Arial" w:eastAsia="Arial" w:hAnsi="Arial"/>
+                <w:i w:val="false"/>
+                <w:iCs w:val="false"/>
+                <w:sz w:val="15"/>
+                <w:szCs w:val="15"/>
+              </w:rPr>
+              <w:t xml:space="preserve">Filius (2) : routeur et DNS</w:t>
             </w:r>
           </w:p>
         </w:tc>
